--- a/flow/20230914_vu_template/drafts/2024-11-g/08-ПТ-арх.Михаїла.docx
+++ b/flow/20230914_vu_template/drafts/2024-11-g/08-ПТ-арх.Михаїла.docx
@@ -4890,7 +4890,7 @@
           <w:szCs w:val="24"/>
           <w:rtl w:val="0"/>
         </w:rPr>
-        <w:t xml:space="preserve"> Хто ж тебе не прославлятиме, Пресвята Діво?* Або хто не оспівуватиме твого пречистого різдва?* Син бо єдинородний, що предвічно засяяв від Отця,* той вийшов з тебе, Чиста, воплотившись несказанно.* Бувши з природи Богом, став задля нас правдивим людинаом;* неподільний на дві особи,* але пізнавальний у двох незлитих природах.* Його моли, чиста Всеблаженна,* щоб помилував душі наші.</w:t>
+        <w:t xml:space="preserve"> Хто ж тебе не прославлятиме, Пресвята Діво?* Або хто не оспівуватиме твого пречистого різдва?* Син бо єдинородний, що предвічно засяяв від Отця,* той вийшов з тебе, Чиста, воплотившись несказанно.* Бувши з природи Богом, став задля нас правдивим чоловіком;* неподільний на дві особи,* але пізнавальний у двох незлитих природах.* Його моли, чиста Всеблаженна,* щоб помилував душі наші.</w:t>
       </w:r>
     </w:p>
     <w:p>
@@ -9517,7 +9517,7 @@
           <w:szCs w:val="24"/>
           <w:rtl w:val="0"/>
         </w:rPr>
-        <w:t xml:space="preserve"> Як вождь і воєвода і князь ангелів, визволяй, Архистратиже,* від усякої загрози, скорботи, недуг і тяжких прогріхів тих,* що з вірою оспівують й умолюють тебе, славний.* Бо ти бачиш невидимого Бога і яснієш неприступним світлом Владичної слави,* що людинаолюбно заради нас прийняв від Діви тіло,* бажаючи спасти людський рід.</w:t>
+        <w:t xml:space="preserve"> Як вождь і воєвода і князь ангелів, визволяй, Архистратиже,* від усякої загрози, скорботи, недуг і тяжких прогріхів тих,* що з вірою оспівують й умолюють тебе, славний.* Бо ти бачиш невидимого Бога і яснієш неприступним світлом Владичної слави,* що людинолюбно заради нас прийняв від Діви тіло,* бажаючи спасти людський рід.</w:t>
       </w:r>
     </w:p>
     <w:p>
@@ -22775,7 +22775,7 @@
           <w:szCs w:val="24"/>
           <w:rtl w:val="0"/>
         </w:rPr>
-        <w:t xml:space="preserve"> Ти єдина, Богородице Діво, залишилася нетлінною й після родин, єдина Ти, що мужа не знала, молоком Своїм годувала істинне Слово Отцеве, що задля нас через Духа Святого природу людинаа прийняло, якого образ божественний ми шануємо.</w:t>
+        <w:t xml:space="preserve"> Ти єдина, Богородице Діво, залишилася нетлінною й після родин, єдина Ти, що мужа не знала, молоком Своїм годувала істинне Слово Отцеве, що задля нас через Духа Святого природу людини прийняло, якого образ божественний ми шануємо.</w:t>
       </w:r>
       <w:r>
         <w:rPr>
